--- a/1_모델비교선정보고서.docx
+++ b/1_모델비교선정보고서.docx
@@ -103,7 +103,7 @@
         <w:spacing w:after="120" w:before="240"/>
       </w:pPr>
       <w:r>
-        <w:t xml:space="preserve">3. 사용 환경</w:t>
+        <w:t xml:space="preserve">3. 사용 환경 및 재현성 기록</w:t>
       </w:r>
     </w:p>
     <w:tbl>
@@ -119,9 +119,11 @@
         </w:tblBorders>
       </w:tblPr>
       <w:tblGrid>
-        <w:gridCol w:w="3200"/>
-        <w:gridCol w:w="3400"/>
-        <w:gridCol w:w="3400"/>
+        <w:gridCol w:w="2200"/>
+        <w:gridCol w:w="1500"/>
+        <w:gridCol w:w="1300"/>
+        <w:gridCol w:w="1900"/>
+        <w:gridCol w:w="3100"/>
       </w:tblGrid>
       <w:tr>
         <w:trPr>
@@ -129,7 +131,7 @@
         </w:trPr>
         <w:tc>
           <w:tcPr>
-            <w:tcW w:type="dxa" w:w="3200"/>
+            <w:tcW w:type="dxa" w:w="2200"/>
             <w:shd w:fill="2E5AAC" w:color="auto" w:val="clear"/>
             <w:tcMar>
               <w:top w:type="dxa" w:w="60"/>
@@ -155,7 +157,7 @@
         </w:tc>
         <w:tc>
           <w:tcPr>
-            <w:tcW w:type="dxa" w:w="3400"/>
+            <w:tcW w:type="dxa" w:w="1500"/>
             <w:shd w:fill="2E5AAC" w:color="auto" w:val="clear"/>
             <w:tcMar>
               <w:top w:type="dxa" w:w="60"/>
@@ -175,13 +177,13 @@
                 <w:sz w:val="20"/>
                 <w:szCs w:val="20"/>
               </w:rPr>
-              <w:t xml:space="preserve">버전/식별</w:t>
-            </w:r>
-          </w:p>
-        </w:tc>
-        <w:tc>
-          <w:tcPr>
-            <w:tcW w:type="dxa" w:w="3400"/>
+              <w:t xml:space="preserve">요금제</w:t>
+            </w:r>
+          </w:p>
+        </w:tc>
+        <w:tc>
+          <w:tcPr>
+            <w:tcW w:type="dxa" w:w="1300"/>
             <w:shd w:fill="2E5AAC" w:color="auto" w:val="clear"/>
             <w:tcMar>
               <w:top w:type="dxa" w:w="60"/>
@@ -201,7 +203,59 @@
                 <w:sz w:val="20"/>
                 <w:szCs w:val="20"/>
               </w:rPr>
-              <w:t xml:space="preserve">사용 환경</w:t>
+              <w:t xml:space="preserve">채널</w:t>
+            </w:r>
+          </w:p>
+        </w:tc>
+        <w:tc>
+          <w:tcPr>
+            <w:tcW w:type="dxa" w:w="1900"/>
+            <w:shd w:fill="2E5AAC" w:color="auto" w:val="clear"/>
+            <w:tcMar>
+              <w:top w:type="dxa" w:w="60"/>
+              <w:left w:type="dxa" w:w="80"/>
+              <w:bottom w:type="dxa" w:w="60"/>
+              <w:right w:type="dxa" w:w="80"/>
+            </w:tcMar>
+          </w:tcPr>
+          <w:p>
+            <w:pPr>
+              <w:jc w:val="center"/>
+            </w:pPr>
+            <w:r>
+              <w:rPr>
+                <w:b/>
+                <w:bCs/>
+                <w:sz w:val="20"/>
+                <w:szCs w:val="20"/>
+              </w:rPr>
+              <w:t xml:space="preserve">사용 날짜</w:t>
+            </w:r>
+          </w:p>
+        </w:tc>
+        <w:tc>
+          <w:tcPr>
+            <w:tcW w:type="dxa" w:w="3100"/>
+            <w:shd w:fill="2E5AAC" w:color="auto" w:val="clear"/>
+            <w:tcMar>
+              <w:top w:type="dxa" w:w="60"/>
+              <w:left w:type="dxa" w:w="80"/>
+              <w:bottom w:type="dxa" w:w="60"/>
+              <w:right w:type="dxa" w:w="80"/>
+            </w:tcMar>
+          </w:tcPr>
+          <w:p>
+            <w:pPr>
+              <w:jc w:val="center"/>
+            </w:pPr>
+            <w:r>
+              <w:rPr>
+                <w:b/>
+                <w:bCs/>
+                <w:sz w:val="20"/>
+                <w:szCs w:val="20"/>
+              </w:rPr>
+              <w:t xml:space="preserve">주요 설정</w:t>
             </w:r>
           </w:p>
         </w:tc>
@@ -209,7 +263,8 @@
       <w:tr>
         <w:tc>
           <w:tcPr>
-            <w:tcW w:type="dxa" w:w="3200"/>
+            <w:tcW w:type="dxa" w:w="2200"/>
+            <w:shd w:fill="FFFFFF" w:color="auto" w:val="clear"/>
             <w:tcMar>
               <w:top w:type="dxa" w:w="60"/>
               <w:left w:type="dxa" w:w="80"/>
@@ -234,51 +289,105 @@
         </w:tc>
         <w:tc>
           <w:tcPr>
-            <w:tcW w:type="dxa" w:w="3400"/>
-            <w:tcMar>
-              <w:top w:type="dxa" w:w="60"/>
-              <w:left w:type="dxa" w:w="80"/>
-              <w:bottom w:type="dxa" w:w="60"/>
-              <w:right w:type="dxa" w:w="80"/>
-            </w:tcMar>
-          </w:tcPr>
-          <w:p>
-            <w:pPr>
-              <w:jc w:val="center"/>
-            </w:pPr>
-            <w:r>
-              <w:rPr>
-                <w:b w:val="false"/>
-                <w:bCs w:val="false"/>
-                <w:sz w:val="20"/>
-                <w:szCs w:val="20"/>
-              </w:rPr>
-              <w:t xml:space="preserve">claude-sonnet-5</w:t>
-            </w:r>
-          </w:p>
-        </w:tc>
-        <w:tc>
-          <w:tcPr>
-            <w:tcW w:type="dxa" w:w="3400"/>
-            <w:tcMar>
-              <w:top w:type="dxa" w:w="60"/>
-              <w:left w:type="dxa" w:w="80"/>
-              <w:bottom w:type="dxa" w:w="60"/>
-              <w:right w:type="dxa" w:w="80"/>
-            </w:tcMar>
-          </w:tcPr>
-          <w:p>
-            <w:pPr>
-              <w:jc w:val="center"/>
-            </w:pPr>
-            <w:r>
-              <w:rPr>
-                <w:b w:val="false"/>
-                <w:bCs w:val="false"/>
-                <w:sz w:val="20"/>
-                <w:szCs w:val="20"/>
-              </w:rPr>
-              <w:t xml:space="preserve">웹 챗 UI</w:t>
+            <w:tcW w:type="dxa" w:w="1500"/>
+            <w:shd w:fill="FFFFFF" w:color="auto" w:val="clear"/>
+            <w:tcMar>
+              <w:top w:type="dxa" w:w="60"/>
+              <w:left w:type="dxa" w:w="80"/>
+              <w:bottom w:type="dxa" w:w="60"/>
+              <w:right w:type="dxa" w:w="80"/>
+            </w:tcMar>
+          </w:tcPr>
+          <w:p>
+            <w:pPr>
+              <w:jc w:val="center"/>
+            </w:pPr>
+            <w:r>
+              <w:rPr>
+                <w:b w:val="false"/>
+                <w:bCs w:val="false"/>
+                <w:sz w:val="20"/>
+                <w:szCs w:val="20"/>
+              </w:rPr>
+              <w:t xml:space="preserve">무료</w:t>
+            </w:r>
+          </w:p>
+        </w:tc>
+        <w:tc>
+          <w:tcPr>
+            <w:tcW w:type="dxa" w:w="1300"/>
+            <w:shd w:fill="FFFFFF" w:color="auto" w:val="clear"/>
+            <w:tcMar>
+              <w:top w:type="dxa" w:w="60"/>
+              <w:left w:type="dxa" w:w="80"/>
+              <w:bottom w:type="dxa" w:w="60"/>
+              <w:right w:type="dxa" w:w="80"/>
+            </w:tcMar>
+          </w:tcPr>
+          <w:p>
+            <w:pPr>
+              <w:jc w:val="center"/>
+            </w:pPr>
+            <w:r>
+              <w:rPr>
+                <w:b w:val="false"/>
+                <w:bCs w:val="false"/>
+                <w:sz w:val="20"/>
+                <w:szCs w:val="20"/>
+              </w:rPr>
+              <w:t xml:space="preserve">웹</w:t>
+            </w:r>
+          </w:p>
+        </w:tc>
+        <w:tc>
+          <w:tcPr>
+            <w:tcW w:type="dxa" w:w="1900"/>
+            <w:shd w:fill="FFFFFF" w:color="auto" w:val="clear"/>
+            <w:tcMar>
+              <w:top w:type="dxa" w:w="60"/>
+              <w:left w:type="dxa" w:w="80"/>
+              <w:bottom w:type="dxa" w:w="60"/>
+              <w:right w:type="dxa" w:w="80"/>
+            </w:tcMar>
+          </w:tcPr>
+          <w:p>
+            <w:pPr>
+              <w:jc w:val="center"/>
+            </w:pPr>
+            <w:r>
+              <w:rPr>
+                <w:b w:val="false"/>
+                <w:bCs w:val="false"/>
+                <w:sz w:val="20"/>
+                <w:szCs w:val="20"/>
+              </w:rPr>
+              <w:t xml:space="preserve">2026-07-02</w:t>
+            </w:r>
+          </w:p>
+        </w:tc>
+        <w:tc>
+          <w:tcPr>
+            <w:tcW w:type="dxa" w:w="3100"/>
+            <w:shd w:fill="FFFFFF" w:color="auto" w:val="clear"/>
+            <w:tcMar>
+              <w:top w:type="dxa" w:w="60"/>
+              <w:left w:type="dxa" w:w="80"/>
+              <w:bottom w:type="dxa" w:w="60"/>
+              <w:right w:type="dxa" w:w="80"/>
+            </w:tcMar>
+          </w:tcPr>
+          <w:p>
+            <w:pPr>
+              <w:jc w:val="center"/>
+            </w:pPr>
+            <w:r>
+              <w:rPr>
+                <w:b w:val="false"/>
+                <w:bCs w:val="false"/>
+                <w:sz w:val="20"/>
+                <w:szCs w:val="20"/>
+              </w:rPr>
+              <w:t xml:space="preserve">웹 기본값(temperature 등 미조정)</w:t>
             </w:r>
           </w:p>
         </w:tc>
@@ -286,7 +395,7 @@
       <w:tr>
         <w:tc>
           <w:tcPr>
-            <w:tcW w:type="dxa" w:w="3200"/>
+            <w:tcW w:type="dxa" w:w="2200"/>
             <w:shd w:fill="EAF0FB" w:color="auto" w:val="clear"/>
             <w:tcMar>
               <w:top w:type="dxa" w:w="60"/>
@@ -312,7 +421,7 @@
         </w:tc>
         <w:tc>
           <w:tcPr>
-            <w:tcW w:type="dxa" w:w="3400"/>
+            <w:tcW w:type="dxa" w:w="1500"/>
             <w:shd w:fill="EAF0FB" w:color="auto" w:val="clear"/>
             <w:tcMar>
               <w:top w:type="dxa" w:w="60"/>
@@ -332,13 +441,13 @@
                 <w:sz w:val="20"/>
                 <w:szCs w:val="20"/>
               </w:rPr>
-              <w:t xml:space="preserve">gpt-5.5</w:t>
-            </w:r>
-          </w:p>
-        </w:tc>
-        <w:tc>
-          <w:tcPr>
-            <w:tcW w:type="dxa" w:w="3400"/>
+              <w:t xml:space="preserve">무료</w:t>
+            </w:r>
+          </w:p>
+        </w:tc>
+        <w:tc>
+          <w:tcPr>
+            <w:tcW w:type="dxa" w:w="1300"/>
             <w:shd w:fill="EAF0FB" w:color="auto" w:val="clear"/>
             <w:tcMar>
               <w:top w:type="dxa" w:w="60"/>
@@ -358,7 +467,59 @@
                 <w:sz w:val="20"/>
                 <w:szCs w:val="20"/>
               </w:rPr>
-              <w:t xml:space="preserve">웹 챗 UI</w:t>
+              <w:t xml:space="preserve">웹</w:t>
+            </w:r>
+          </w:p>
+        </w:tc>
+        <w:tc>
+          <w:tcPr>
+            <w:tcW w:type="dxa" w:w="1900"/>
+            <w:shd w:fill="EAF0FB" w:color="auto" w:val="clear"/>
+            <w:tcMar>
+              <w:top w:type="dxa" w:w="60"/>
+              <w:left w:type="dxa" w:w="80"/>
+              <w:bottom w:type="dxa" w:w="60"/>
+              <w:right w:type="dxa" w:w="80"/>
+            </w:tcMar>
+          </w:tcPr>
+          <w:p>
+            <w:pPr>
+              <w:jc w:val="center"/>
+            </w:pPr>
+            <w:r>
+              <w:rPr>
+                <w:b w:val="false"/>
+                <w:bCs w:val="false"/>
+                <w:sz w:val="20"/>
+                <w:szCs w:val="20"/>
+              </w:rPr>
+              <w:t xml:space="preserve">2026-07-02</w:t>
+            </w:r>
+          </w:p>
+        </w:tc>
+        <w:tc>
+          <w:tcPr>
+            <w:tcW w:type="dxa" w:w="3100"/>
+            <w:shd w:fill="EAF0FB" w:color="auto" w:val="clear"/>
+            <w:tcMar>
+              <w:top w:type="dxa" w:w="60"/>
+              <w:left w:type="dxa" w:w="80"/>
+              <w:bottom w:type="dxa" w:w="60"/>
+              <w:right w:type="dxa" w:w="80"/>
+            </w:tcMar>
+          </w:tcPr>
+          <w:p>
+            <w:pPr>
+              <w:jc w:val="center"/>
+            </w:pPr>
+            <w:r>
+              <w:rPr>
+                <w:b w:val="false"/>
+                <w:bCs w:val="false"/>
+                <w:sz w:val="20"/>
+                <w:szCs w:val="20"/>
+              </w:rPr>
+              <w:t xml:space="preserve">웹 기본값(temperature 등 미조정)</w:t>
             </w:r>
           </w:p>
         </w:tc>
@@ -366,7 +527,8 @@
       <w:tr>
         <w:tc>
           <w:tcPr>
-            <w:tcW w:type="dxa" w:w="3200"/>
+            <w:tcW w:type="dxa" w:w="2200"/>
+            <w:shd w:fill="FFFFFF" w:color="auto" w:val="clear"/>
             <w:tcMar>
               <w:top w:type="dxa" w:w="60"/>
               <w:left w:type="dxa" w:w="80"/>
@@ -391,51 +553,105 @@
         </w:tc>
         <w:tc>
           <w:tcPr>
-            <w:tcW w:type="dxa" w:w="3400"/>
-            <w:tcMar>
-              <w:top w:type="dxa" w:w="60"/>
-              <w:left w:type="dxa" w:w="80"/>
-              <w:bottom w:type="dxa" w:w="60"/>
-              <w:right w:type="dxa" w:w="80"/>
-            </w:tcMar>
-          </w:tcPr>
-          <w:p>
-            <w:pPr>
-              <w:jc w:val="center"/>
-            </w:pPr>
-            <w:r>
-              <w:rPr>
-                <w:b w:val="false"/>
-                <w:bCs w:val="false"/>
-                <w:sz w:val="20"/>
-                <w:szCs w:val="20"/>
-              </w:rPr>
-              <w:t xml:space="preserve">gemini-3.5-flash</w:t>
-            </w:r>
-          </w:p>
-        </w:tc>
-        <w:tc>
-          <w:tcPr>
-            <w:tcW w:type="dxa" w:w="3400"/>
-            <w:tcMar>
-              <w:top w:type="dxa" w:w="60"/>
-              <w:left w:type="dxa" w:w="80"/>
-              <w:bottom w:type="dxa" w:w="60"/>
-              <w:right w:type="dxa" w:w="80"/>
-            </w:tcMar>
-          </w:tcPr>
-          <w:p>
-            <w:pPr>
-              <w:jc w:val="center"/>
-            </w:pPr>
-            <w:r>
-              <w:rPr>
-                <w:b w:val="false"/>
-                <w:bCs w:val="false"/>
-                <w:sz w:val="20"/>
-                <w:szCs w:val="20"/>
-              </w:rPr>
-              <w:t xml:space="preserve">웹 챗 UI</w:t>
+            <w:tcW w:type="dxa" w:w="1500"/>
+            <w:shd w:fill="FFFFFF" w:color="auto" w:val="clear"/>
+            <w:tcMar>
+              <w:top w:type="dxa" w:w="60"/>
+              <w:left w:type="dxa" w:w="80"/>
+              <w:bottom w:type="dxa" w:w="60"/>
+              <w:right w:type="dxa" w:w="80"/>
+            </w:tcMar>
+          </w:tcPr>
+          <w:p>
+            <w:pPr>
+              <w:jc w:val="center"/>
+            </w:pPr>
+            <w:r>
+              <w:rPr>
+                <w:b w:val="false"/>
+                <w:bCs w:val="false"/>
+                <w:sz w:val="20"/>
+                <w:szCs w:val="20"/>
+              </w:rPr>
+              <w:t xml:space="preserve">무료</w:t>
+            </w:r>
+          </w:p>
+        </w:tc>
+        <w:tc>
+          <w:tcPr>
+            <w:tcW w:type="dxa" w:w="1300"/>
+            <w:shd w:fill="FFFFFF" w:color="auto" w:val="clear"/>
+            <w:tcMar>
+              <w:top w:type="dxa" w:w="60"/>
+              <w:left w:type="dxa" w:w="80"/>
+              <w:bottom w:type="dxa" w:w="60"/>
+              <w:right w:type="dxa" w:w="80"/>
+            </w:tcMar>
+          </w:tcPr>
+          <w:p>
+            <w:pPr>
+              <w:jc w:val="center"/>
+            </w:pPr>
+            <w:r>
+              <w:rPr>
+                <w:b w:val="false"/>
+                <w:bCs w:val="false"/>
+                <w:sz w:val="20"/>
+                <w:szCs w:val="20"/>
+              </w:rPr>
+              <w:t xml:space="preserve">웹</w:t>
+            </w:r>
+          </w:p>
+        </w:tc>
+        <w:tc>
+          <w:tcPr>
+            <w:tcW w:type="dxa" w:w="1900"/>
+            <w:shd w:fill="FFFFFF" w:color="auto" w:val="clear"/>
+            <w:tcMar>
+              <w:top w:type="dxa" w:w="60"/>
+              <w:left w:type="dxa" w:w="80"/>
+              <w:bottom w:type="dxa" w:w="60"/>
+              <w:right w:type="dxa" w:w="80"/>
+            </w:tcMar>
+          </w:tcPr>
+          <w:p>
+            <w:pPr>
+              <w:jc w:val="center"/>
+            </w:pPr>
+            <w:r>
+              <w:rPr>
+                <w:b w:val="false"/>
+                <w:bCs w:val="false"/>
+                <w:sz w:val="20"/>
+                <w:szCs w:val="20"/>
+              </w:rPr>
+              <w:t xml:space="preserve">2026-07-02</w:t>
+            </w:r>
+          </w:p>
+        </w:tc>
+        <w:tc>
+          <w:tcPr>
+            <w:tcW w:type="dxa" w:w="3100"/>
+            <w:shd w:fill="FFFFFF" w:color="auto" w:val="clear"/>
+            <w:tcMar>
+              <w:top w:type="dxa" w:w="60"/>
+              <w:left w:type="dxa" w:w="80"/>
+              <w:bottom w:type="dxa" w:w="60"/>
+              <w:right w:type="dxa" w:w="80"/>
+            </w:tcMar>
+          </w:tcPr>
+          <w:p>
+            <w:pPr>
+              <w:jc w:val="center"/>
+            </w:pPr>
+            <w:r>
+              <w:rPr>
+                <w:b w:val="false"/>
+                <w:bCs w:val="false"/>
+                <w:sz w:val="20"/>
+                <w:szCs w:val="20"/>
+              </w:rPr>
+              <w:t xml:space="preserve">웹 기본값(temperature 등 미조정)</w:t>
             </w:r>
           </w:p>
         </w:tc>
@@ -453,7 +669,22 @@
           <w:sz w:val="18"/>
           <w:szCs w:val="18"/>
         </w:rPr>
-        <w:t xml:space="preserve">※ 세 모델 모두 웹 챗 UI 기준 동일 조건에서 테스트했다. API 사용 시 temperature 등 파라미터가 결과에 영향을 줄 수 있어 환경을 통일했다.</w:t>
+        <w:t xml:space="preserve">※ 세 모델 모두 무료 요금제·웹 챗 UI 기준 동일 조건에서 테스트했다. API가 아닌 웹이라 temperature·top_p·max_tokens 등 파라미터는 조정하지 않고 각 서비스 기본값을 사용했다.</w:t>
+      </w:r>
+    </w:p>
+    <w:p>
+      <w:pPr>
+        <w:spacing w:after="100"/>
+      </w:pPr>
+      <w:r>
+        <w:rPr>
+          <w:i/>
+          <w:iCs/>
+          <w:color w:val="777777"/>
+          <w:sz w:val="18"/>
+          <w:szCs w:val="18"/>
+        </w:rPr>
+        <w:t xml:space="preserve">무료 버전 제약: 무료 요금제는 메시지·사용량 한도와 응답 속도 제한이 있어, 동일 조건의 대량 반복 테스트나 파라미터 세부 조정이 불가능하다는 한계가 있다.</w:t>
       </w:r>
     </w:p>
     <w:p>

--- a/1_모델비교선정보고서.docx
+++ b/1_모델비교선정보고서.docx
@@ -1827,6 +1827,23 @@
       <w:r>
         <w:t xml:space="preserve">5. 환각 검증 결과 (사실 정확성 근거)</w:t>
       </w:r>
+    </w:p>
+    <w:p>
+      <w:pPr>
+        <w:spacing w:after="100"/>
+      </w:pPr>
+      <w:r>
+        <w:rPr>
+          <w:sz w:val="20"/>
+          <w:szCs w:val="20"/>
+        </w:rPr>
+        <w:t xml:space="preserve">판정 기준: (A) 정답+근거 제시, 또는 (B) '모른다/확인 필요' 명시+확인 절차 제안 중 하나면 Pass. 틀린 사실 단정(근거·불확실성 표기 없음), 또는 전제가 불명확한데 확인 없이 사실을 지어내면 Fail. (상세 설계는 시스템 설계 문서 7장 참조)</w:t>
+      </w:r>
+    </w:p>
+    <w:p>
+      <w:pPr>
+        <w:spacing w:after="60"/>
+      </w:pPr>
     </w:p>
     <w:tbl>
       <w:tblPr>
